--- a/applications/riskprofiler-seo-email-marketing-specialist/resume.docx
+++ b/applications/riskprofiler-seo-email-marketing-specialist/resume.docx
@@ -489,156 +489,6 @@
           <w:color w:val="1A1A1A"/>
           <w:sz w:val="21"/>
         </w:rPr>
-        <w:t>Account Manager, Onboarding Launch Specialist &amp; Team Lead</w:t>
-      </w:r>
-      <w:r>
-        <w:rPr>
-          <w:rFonts w:ascii="Calibri" w:hAnsi="Calibri"/>
-          <w:b w:val="0"/>
-          <w:i w:val="0"/>
-          <w:color w:val="163A5F"/>
-          <w:sz w:val="21"/>
-        </w:rPr>
-        <w:t xml:space="preserve">  |  Wix.com</w:t>
-      </w:r>
-      <w:r>
-        <w:rPr>
-          <w:rFonts w:ascii="Calibri" w:hAnsi="Calibri"/>
-          <w:b w:val="0"/>
-          <w:i w:val="0"/>
-          <w:color w:val="555555"/>
-          <w:sz w:val="18"/>
-        </w:rPr>
-        <w:tab/>
-        <w:t>Aug 2020 - Aug 2022</w:t>
-      </w:r>
-    </w:p>
-    <w:p>
-      <w:pPr>
-        <w:spacing w:after="20"/>
-      </w:pPr>
-      <w:r>
-        <w:rPr>
-          <w:rFonts w:ascii="Calibri" w:hAnsi="Calibri"/>
-          <w:b w:val="0"/>
-          <w:i/>
-          <w:color w:val="555555"/>
-          <w:sz w:val="18"/>
-        </w:rPr>
-        <w:t>Remote</w:t>
-      </w:r>
-    </w:p>
-    <w:p>
-      <w:pPr>
-        <w:spacing w:after="30"/>
-        <w:ind w:left="259" w:hanging="259"/>
-      </w:pPr>
-      <w:r>
-        <w:rPr>
-          <w:rFonts w:ascii="Calibri" w:hAnsi="Calibri"/>
-          <w:b w:val="0"/>
-          <w:i w:val="0"/>
-          <w:color w:val="163A5F"/>
-        </w:rPr>
-        <w:t xml:space="preserve">•  </w:t>
-      </w:r>
-      <w:r>
-        <w:rPr>
-          <w:rFonts w:ascii="Calibri" w:hAnsi="Calibri"/>
-          <w:b w:val="0"/>
-          <w:i w:val="0"/>
-          <w:color w:val="1A1A1A"/>
-        </w:rPr>
-        <w:t>Led digital growth consultations aligning site architecture, inbound marketing, and SEO best practices to improve client traffic and conversion.</w:t>
-      </w:r>
-    </w:p>
-    <w:p>
-      <w:pPr>
-        <w:spacing w:after="30"/>
-        <w:ind w:left="259" w:hanging="259"/>
-      </w:pPr>
-      <w:r>
-        <w:rPr>
-          <w:rFonts w:ascii="Calibri" w:hAnsi="Calibri"/>
-          <w:b w:val="0"/>
-          <w:i w:val="0"/>
-          <w:color w:val="163A5F"/>
-        </w:rPr>
-        <w:t xml:space="preserve">•  </w:t>
-      </w:r>
-      <w:r>
-        <w:rPr>
-          <w:rFonts w:ascii="Calibri" w:hAnsi="Calibri"/>
-          <w:b w:val="0"/>
-          <w:i w:val="0"/>
-          <w:color w:val="1A1A1A"/>
-        </w:rPr>
-        <w:t>Managed a high-value account portfolio, contributing to a 30% increase in website traffic and 25% improvement in conversion rates across the e-commerce segment.</w:t>
-      </w:r>
-    </w:p>
-    <w:p>
-      <w:pPr>
-        <w:spacing w:after="30"/>
-        <w:ind w:left="259" w:hanging="259"/>
-      </w:pPr>
-      <w:r>
-        <w:rPr>
-          <w:rFonts w:ascii="Calibri" w:hAnsi="Calibri"/>
-          <w:b w:val="0"/>
-          <w:i w:val="0"/>
-          <w:color w:val="163A5F"/>
-        </w:rPr>
-        <w:t xml:space="preserve">•  </w:t>
-      </w:r>
-      <w:r>
-        <w:rPr>
-          <w:rFonts w:ascii="Calibri" w:hAnsi="Calibri"/>
-          <w:b w:val="0"/>
-          <w:i w:val="0"/>
-          <w:color w:val="1A1A1A"/>
-        </w:rPr>
-        <w:t>Onboarded and launched 25+ clients per month, holding 120% of sales targets and 110% of implementation targets.</w:t>
-      </w:r>
-    </w:p>
-    <w:p>
-      <w:pPr>
-        <w:spacing w:after="30"/>
-        <w:ind w:left="259" w:hanging="259"/>
-      </w:pPr>
-      <w:r>
-        <w:rPr>
-          <w:rFonts w:ascii="Calibri" w:hAnsi="Calibri"/>
-          <w:b w:val="0"/>
-          <w:i w:val="0"/>
-          <w:color w:val="163A5F"/>
-        </w:rPr>
-        <w:t xml:space="preserve">•  </w:t>
-      </w:r>
-      <w:r>
-        <w:rPr>
-          <w:rFonts w:ascii="Calibri" w:hAnsi="Calibri"/>
-          <w:b w:val="0"/>
-          <w:i w:val="0"/>
-          <w:color w:val="1A1A1A"/>
-        </w:rPr>
-        <w:t>Directly managed and developed a team of onboarding specialists, overseeing budgets, scope, and delivery for a high-value client portfolio.</w:t>
-      </w:r>
-    </w:p>
-    <w:p>
-      <w:pPr>
-        <w:tabs>
-          <w:tab w:pos="10512" w:val="right"/>
-        </w:tabs>
-        <w:spacing w:before="80" w:after="20"/>
-      </w:pPr>
-      <w:r>
-        <w:rPr>
-          <w:rFonts w:ascii="Calibri" w:hAnsi="Calibri"/>
-          <w:b/>
-          <w:i w:val="0"/>
-          <w:color w:val="1A1A1A"/>
-          <w:sz w:val="21"/>
-        </w:rPr>
         <w:t>Channel Partnerships &amp; Customer Onboarding</w:t>
       </w:r>
       <w:r>
@@ -874,6 +724,156 @@
           <w:color w:val="1A1A1A"/>
         </w:rPr>
         <w:t>Built and refined internal processes that improved reporting accuracy and strengthened cross-team alignment.</w:t>
+      </w:r>
+    </w:p>
+    <w:p>
+      <w:pPr>
+        <w:tabs>
+          <w:tab w:pos="10512" w:val="right"/>
+        </w:tabs>
+        <w:spacing w:before="80" w:after="20"/>
+      </w:pPr>
+      <w:r>
+        <w:rPr>
+          <w:rFonts w:ascii="Calibri" w:hAnsi="Calibri"/>
+          <w:b/>
+          <w:i w:val="0"/>
+          <w:color w:val="1A1A1A"/>
+          <w:sz w:val="21"/>
+        </w:rPr>
+        <w:t>Account Manager, Onboarding Launch Specialist &amp; Team Lead</w:t>
+      </w:r>
+      <w:r>
+        <w:rPr>
+          <w:rFonts w:ascii="Calibri" w:hAnsi="Calibri"/>
+          <w:b w:val="0"/>
+          <w:i w:val="0"/>
+          <w:color w:val="163A5F"/>
+          <w:sz w:val="21"/>
+        </w:rPr>
+        <w:t xml:space="preserve">  |  Wix.com</w:t>
+      </w:r>
+      <w:r>
+        <w:rPr>
+          <w:rFonts w:ascii="Calibri" w:hAnsi="Calibri"/>
+          <w:b w:val="0"/>
+          <w:i w:val="0"/>
+          <w:color w:val="555555"/>
+          <w:sz w:val="18"/>
+        </w:rPr>
+        <w:tab/>
+        <w:t>Aug 2020 - Aug 2022</w:t>
+      </w:r>
+    </w:p>
+    <w:p>
+      <w:pPr>
+        <w:spacing w:after="20"/>
+      </w:pPr>
+      <w:r>
+        <w:rPr>
+          <w:rFonts w:ascii="Calibri" w:hAnsi="Calibri"/>
+          <w:b w:val="0"/>
+          <w:i/>
+          <w:color w:val="555555"/>
+          <w:sz w:val="18"/>
+        </w:rPr>
+        <w:t>Remote</w:t>
+      </w:r>
+    </w:p>
+    <w:p>
+      <w:pPr>
+        <w:spacing w:after="30"/>
+        <w:ind w:left="259" w:hanging="259"/>
+      </w:pPr>
+      <w:r>
+        <w:rPr>
+          <w:rFonts w:ascii="Calibri" w:hAnsi="Calibri"/>
+          <w:b w:val="0"/>
+          <w:i w:val="0"/>
+          <w:color w:val="163A5F"/>
+        </w:rPr>
+        <w:t xml:space="preserve">•  </w:t>
+      </w:r>
+      <w:r>
+        <w:rPr>
+          <w:rFonts w:ascii="Calibri" w:hAnsi="Calibri"/>
+          <w:b w:val="0"/>
+          <w:i w:val="0"/>
+          <w:color w:val="1A1A1A"/>
+        </w:rPr>
+        <w:t>Led digital growth consultations aligning site architecture, inbound marketing, and SEO best practices to improve client traffic and conversion.</w:t>
+      </w:r>
+    </w:p>
+    <w:p>
+      <w:pPr>
+        <w:spacing w:after="30"/>
+        <w:ind w:left="259" w:hanging="259"/>
+      </w:pPr>
+      <w:r>
+        <w:rPr>
+          <w:rFonts w:ascii="Calibri" w:hAnsi="Calibri"/>
+          <w:b w:val="0"/>
+          <w:i w:val="0"/>
+          <w:color w:val="163A5F"/>
+        </w:rPr>
+        <w:t xml:space="preserve">•  </w:t>
+      </w:r>
+      <w:r>
+        <w:rPr>
+          <w:rFonts w:ascii="Calibri" w:hAnsi="Calibri"/>
+          <w:b w:val="0"/>
+          <w:i w:val="0"/>
+          <w:color w:val="1A1A1A"/>
+        </w:rPr>
+        <w:t>Managed a high-value account portfolio, contributing to a 30% increase in website traffic and 25% improvement in conversion rates across the e-commerce segment.</w:t>
+      </w:r>
+    </w:p>
+    <w:p>
+      <w:pPr>
+        <w:spacing w:after="30"/>
+        <w:ind w:left="259" w:hanging="259"/>
+      </w:pPr>
+      <w:r>
+        <w:rPr>
+          <w:rFonts w:ascii="Calibri" w:hAnsi="Calibri"/>
+          <w:b w:val="0"/>
+          <w:i w:val="0"/>
+          <w:color w:val="163A5F"/>
+        </w:rPr>
+        <w:t xml:space="preserve">•  </w:t>
+      </w:r>
+      <w:r>
+        <w:rPr>
+          <w:rFonts w:ascii="Calibri" w:hAnsi="Calibri"/>
+          <w:b w:val="0"/>
+          <w:i w:val="0"/>
+          <w:color w:val="1A1A1A"/>
+        </w:rPr>
+        <w:t>Onboarded and launched 25+ clients per month, holding 120% of sales targets and 110% of implementation targets.</w:t>
+      </w:r>
+    </w:p>
+    <w:p>
+      <w:pPr>
+        <w:spacing w:after="30"/>
+        <w:ind w:left="259" w:hanging="259"/>
+      </w:pPr>
+      <w:r>
+        <w:rPr>
+          <w:rFonts w:ascii="Calibri" w:hAnsi="Calibri"/>
+          <w:b w:val="0"/>
+          <w:i w:val="0"/>
+          <w:color w:val="163A5F"/>
+        </w:rPr>
+        <w:t xml:space="preserve">•  </w:t>
+      </w:r>
+      <w:r>
+        <w:rPr>
+          <w:rFonts w:ascii="Calibri" w:hAnsi="Calibri"/>
+          <w:b w:val="0"/>
+          <w:i w:val="0"/>
+          <w:color w:val="1A1A1A"/>
+        </w:rPr>
+        <w:t>Directly managed and developed a team of onboarding specialists, overseeing budgets, scope, and delivery for a high-value client portfolio.</w:t>
       </w:r>
     </w:p>
     <w:p>
